--- a/eng/docx/60.content.docx
+++ b/eng/docx/60.content.docx
@@ -28,49 +28,15 @@
       </w:r>
     </w:p>
     <w:p>
-      <w:pPr>
-        <w:pStyle w:val="Heading2"/>
-      </w:pPr>
-      <w:r>
-        <w:rPr>
-          <w:lang w:val="en_US" w:bidi="en_US"/>
-        </w:rPr>
-        <w:t>License Information</w:t>
-      </w:r>
-      <w:r>
-        <w:rPr>
-          <w:lang w:val="en_US" w:bidi="en_US"/>
-        </w:rPr>
-      </w:r>
-    </w:p>
-    <w:p>
-      <w:pPr/>
-      <w:r>
-        <w:rPr>
-          <w:lang w:val="en_US" w:bidi="en_US"/>
-        </w:rPr>
-      </w:r>
-      <w:r>
-        <w:rPr>
-          <w:b/>
-          <w:lang w:val="en_US" w:bidi="en_US"/>
-        </w:rPr>
-        <w:t>Translation Notes (unfoldingWord)</w:t>
-      </w:r>
-      <w:r>
-        <w:rPr>
-          <w:lang w:val="en_US" w:bidi="en_US"/>
-        </w:rPr>
-        <w:t xml:space="preserve"> is based on</w:t>
-      </w:r>
-      <w:r>
-        <w:rPr>
-          <w:lang w:val="en_US" w:bidi="en_US"/>
-        </w:rPr>
-        <w:t xml:space="preserve">: </w:t>
-      </w:r>
-      <w:r>
-        <w:rPr>
+      <w:pPr/>
+      <w:r>
+        <w:rPr>
+          <w:lang w:val="en_US" w:bidi="en_US"/>
+        </w:rPr>
+      </w:r>
+      <w:r>
+        <w:rPr>
+          <w:b/>
           <w:lang w:val="en_US" w:bidi="en_US"/>
         </w:rPr>
         <w:t>unfoldingWord® Translation Notes</w:t>
@@ -79,62 +45,31 @@
         <w:rPr>
           <w:lang w:val="en_US" w:bidi="en_US"/>
         </w:rPr>
-        <w:t xml:space="preserve">, </w:t>
-      </w:r>
-      <w:hyperlink r:id="rId13">
-        <w:r>
-          <w:rPr>
-            <w:lang w:val="en_US" w:bidi="en_US"/>
-          </w:rPr>
-          <w:rPr>
-            <w:color w:val="0000EE"/>
-            <w:u w:val="single"/>
-          </w:rPr>
-          <w:t>unfoldingWord</w:t>
-        </w:r>
-      </w:hyperlink>
-      <w:r>
-        <w:rPr>
-          <w:lang w:val="en_US" w:bidi="en_US"/>
-        </w:rPr>
-        <w:t xml:space="preserve">, 2022, which is licensed under a </w:t>
-      </w:r>
-      <w:hyperlink r:id="rId14">
-        <w:r>
-          <w:rPr>
-            <w:lang w:val="en_US" w:bidi="en_US"/>
-          </w:rPr>
-          <w:rPr>
-            <w:color w:val="0000EE"/>
-            <w:u w:val="single"/>
-          </w:rPr>
-          <w:t>CC BY-SA 4.0 license</w:t>
-        </w:r>
-      </w:hyperlink>
-      <w:r>
-        <w:rPr>
-          <w:lang w:val="en_US" w:bidi="en_US"/>
-        </w:rPr>
-        <w:t>.</w:t>
-      </w:r>
-      <w:r>
-        <w:rPr>
-          <w:lang w:val="en_US" w:bidi="en_US"/>
-        </w:rPr>
-      </w:r>
-    </w:p>
-    <w:p>
-      <w:pPr/>
-      <w:r>
-        <w:rPr>
-          <w:lang w:val="en_US" w:bidi="en_US"/>
-        </w:rPr>
-      </w:r>
-      <w:r>
-        <w:rPr>
-          <w:lang w:val="en_US" w:bidi="en_US"/>
-        </w:rPr>
-        <w:t>This PDF version is provided under the same license.</w:t>
+        <w:t xml:space="preserve"> © 2022 unfoldingWord. Released under CC BY-SA 4.0 license. </w:t>
+      </w:r>
+      <w:r>
+        <w:rPr>
+          <w:lang w:val="en_US" w:bidi="en_US"/>
+        </w:rPr>
+        <w:t>unfoldingWord® Translation Notes</w:t>
+      </w:r>
+      <w:r>
+        <w:rPr>
+          <w:lang w:val="en_US" w:bidi="en_US"/>
+        </w:rPr>
+        <w:t xml:space="preserve"> has been adapted in the following languages: Tok Pisin, Arabic (عربي), French (Français), Hindi (हिंदी), Indonesian (Bahasa Indonesia), Portuguese (Português), Russian (Русский), Spanish (Español), Swahili (Kiswahili), and Simplified Chinese (简体中文) from </w:t>
+      </w:r>
+      <w:r>
+        <w:rPr>
+          <w:lang w:val="en_US" w:bidi="en_US"/>
+        </w:rPr>
+        <w:t>unfoldingWord® Translation Notes</w:t>
+      </w:r>
+      <w:r>
+        <w:rPr>
+          <w:lang w:val="en_US" w:bidi="en_US"/>
+        </w:rPr>
+        <w:t xml:space="preserve"> © 2022 unfoldingWord. Released under CC BY-SA 4.0 license by Mission Mutual</w:t>
       </w:r>
       <w:r>
         <w:rPr>
@@ -2070,7 +2005,7 @@
         </w:rPr>
         <w:t xml:space="preserve"> to refer to believers being in a covenant relationship with God. Just as Moses sprinkled blood on the people of Israel in </w:t>
       </w:r>
-      <w:hyperlink r:id="rId15">
+      <w:hyperlink r:id="rId13">
         <w:r>
           <w:rPr>
             <w:lang w:val="en_US" w:bidi="en_US"/>
@@ -2088,7 +2023,7 @@
         </w:rPr>
         <w:t xml:space="preserve"> to symbolize that they were joining in a covenant relationship with God, believers are joined in a covenant relationship with God by means of Jesus’ death. Moses also sprinkled blood on the priests to set them apart to serve God as priests (</w:t>
       </w:r>
-      <w:hyperlink r:id="rId16">
+      <w:hyperlink r:id="rId14">
         <w:r>
           <w:rPr>
             <w:lang w:val="en_US" w:bidi="en_US"/>
@@ -3900,7 +3835,7 @@
         </w:rPr>
         <w:t xml:space="preserve">General Information:\n\nPeter begins to talk about the believers’ salvation and faith. </w:t>
       </w:r>
-      <w:hyperlink r:id="rId17">
+      <w:hyperlink r:id="rId15">
         <w:r>
           <w:rPr>
             <w:lang w:val="en_US" w:bidi="en_US"/>
@@ -5092,7 +5027,7 @@
         </w:rPr>
         <w:t xml:space="preserve"> could refer to: (1) the “last time” referred to at the end of the previous verse. Alternate translation: “About this last time” (2) everything described in </w:t>
       </w:r>
-      <w:hyperlink r:id="rId17">
+      <w:hyperlink r:id="rId15">
         <w:r>
           <w:rPr>
             <w:lang w:val="en_US" w:bidi="en_US"/>
@@ -8414,7 +8349,7 @@
         </w:rPr>
         <w:t xml:space="preserve"> here refers back to everything that Peter has written in </w:t>
       </w:r>
-      <w:hyperlink r:id="rId18">
+      <w:hyperlink r:id="rId16">
         <w:r>
           <w:rPr>
             <w:lang w:val="en_US" w:bidi="en_US"/>
@@ -9124,7 +9059,7 @@
         </w:rPr>
         <w:t xml:space="preserve"> refers to salvation, as it also does in </w:t>
       </w:r>
-      <w:hyperlink r:id="rId19">
+      <w:hyperlink r:id="rId17">
         <w:r>
           <w:rPr>
             <w:lang w:val="en_US" w:bidi="en_US"/>
@@ -9225,7 +9160,7 @@
         </w:rPr>
         <w:t xml:space="preserve">See how you translated this phrase in </w:t>
       </w:r>
-      <w:hyperlink r:id="rId20">
+      <w:hyperlink r:id="rId18">
         <w:r>
           <w:rPr>
             <w:lang w:val="en_US" w:bidi="en_US"/>
@@ -10216,7 +10151,7 @@
         </w:rPr>
         <w:t xml:space="preserve"> to introduce a quotation from an Old Testament book (</w:t>
       </w:r>
-      <w:hyperlink r:id="rId21">
+      <w:hyperlink r:id="rId19">
         <w:r>
           <w:rPr>
             <w:lang w:val="en_US" w:bidi="en_US"/>
@@ -12786,7 +12721,7 @@
         </w:rPr>
         <w:t xml:space="preserve"> in </w:t>
       </w:r>
-      <w:hyperlink r:id="rId22">
+      <w:hyperlink r:id="rId20">
         <w:r>
           <w:rPr>
             <w:lang w:val="en_US" w:bidi="en_US"/>
@@ -13409,7 +13344,7 @@
         </w:rPr>
         <w:t xml:space="preserve"> in </w:t>
       </w:r>
-      <w:hyperlink r:id="rId23">
+      <w:hyperlink r:id="rId21">
         <w:r>
           <w:rPr>
             <w:lang w:val="en_US" w:bidi="en_US"/>
@@ -13577,7 +13512,7 @@
         </w:rPr>
         <w:t xml:space="preserve"> is not. Alternate translation: “not by means of a human message that can perish” (2) physical human birth, in which case the meaning is similar to the idea expressed in </w:t>
       </w:r>
-      <w:hyperlink r:id="rId24">
+      <w:hyperlink r:id="rId22">
         <w:r>
           <w:rPr>
             <w:lang w:val="en_US" w:bidi="en_US"/>
@@ -14033,7 +13968,7 @@
         </w:rPr>
         <w:t xml:space="preserve"> here introduces a quotation of some phrases from an Old Testament book (</w:t>
       </w:r>
-      <w:hyperlink r:id="rId25">
+      <w:hyperlink r:id="rId23">
         <w:r>
           <w:rPr>
             <w:lang w:val="en_US" w:bidi="en_US"/>
@@ -14149,7 +14084,7 @@
         </w:rPr>
         <w:t xml:space="preserve">In these clauses and the first clause of the next verse, Peter quotes parts of </w:t>
       </w:r>
-      <w:hyperlink r:id="rId25">
+      <w:hyperlink r:id="rId23">
         <w:r>
           <w:rPr>
             <w:lang w:val="en_US" w:bidi="en_US"/>
@@ -14983,7 +14918,7 @@
         </w:rPr>
         <w:t xml:space="preserve">This clause completes Peters quotation of </w:t>
       </w:r>
-      <w:hyperlink r:id="rId25">
+      <w:hyperlink r:id="rId23">
         <w:r>
           <w:rPr>
             <w:lang w:val="en_US" w:bidi="en_US"/>
@@ -15223,7 +15158,7 @@
         </w:rPr>
         <w:t xml:space="preserve"> in the same specific sense as in </w:t>
       </w:r>
-      <w:hyperlink r:id="rId26">
+      <w:hyperlink r:id="rId24">
         <w:r>
           <w:rPr>
             <w:lang w:val="en_US" w:bidi="en_US"/>
@@ -15457,7 +15392,7 @@
         </w:rPr>
         <w:t xml:space="preserve"> here refers back to everything that Peter has said in the previous paragraph (</w:t>
       </w:r>
-      <w:hyperlink r:id="rId27">
+      <w:hyperlink r:id="rId25">
         <w:r>
           <w:rPr>
             <w:lang w:val="en_US" w:bidi="en_US"/>
@@ -16506,7 +16441,7 @@
         </w:rPr>
         <w:t xml:space="preserve"> in </w:t>
       </w:r>
-      <w:hyperlink r:id="rId28">
+      <w:hyperlink r:id="rId26">
         <w:r>
           <w:rPr>
             <w:lang w:val="en_US" w:bidi="en_US"/>
@@ -16844,7 +16779,7 @@
         </w:rPr>
         <w:t xml:space="preserve">This clause is a paraphrase of </w:t>
       </w:r>
-      <w:hyperlink r:id="rId29">
+      <w:hyperlink r:id="rId27">
         <w:r>
           <w:rPr>
             <w:lang w:val="en_US" w:bidi="en_US"/>
@@ -18703,7 +18638,7 @@
         </w:rPr>
         <w:t>This phrase introduces a quotation of an Old Testament book (</w:t>
       </w:r>
-      <w:hyperlink r:id="rId30">
+      <w:hyperlink r:id="rId28">
         <w:r>
           <w:rPr>
             <w:lang w:val="en_US" w:bidi="en_US"/>
@@ -18819,7 +18754,7 @@
         </w:rPr>
         <w:t xml:space="preserve">This sentence is a quotation from </w:t>
       </w:r>
-      <w:hyperlink r:id="rId30">
+      <w:hyperlink r:id="rId28">
         <w:r>
           <w:rPr>
             <w:lang w:val="en_US" w:bidi="en_US"/>
@@ -19875,7 +19810,7 @@
         </w:rPr>
         <w:t xml:space="preserve">This sentence is a quotation from </w:t>
       </w:r>
-      <w:hyperlink r:id="rId31">
+      <w:hyperlink r:id="rId29">
         <w:r>
           <w:rPr>
             <w:lang w:val="en_US" w:bidi="en_US"/>
@@ -20239,7 +20174,7 @@
         </w:rPr>
         <w:t xml:space="preserve"> introduces a quotation of an Old Testament book (</w:t>
       </w:r>
-      <w:hyperlink r:id="rId32">
+      <w:hyperlink r:id="rId30">
         <w:r>
           <w:rPr>
             <w:lang w:val="en_US" w:bidi="en_US"/>
@@ -20355,7 +20290,7 @@
         </w:rPr>
         <w:t xml:space="preserve">This sentence is a quotation from </w:t>
       </w:r>
-      <w:hyperlink r:id="rId32">
+      <w:hyperlink r:id="rId30">
         <w:r>
           <w:rPr>
             <w:lang w:val="en_US" w:bidi="en_US"/>
@@ -21546,7 +21481,7 @@
         </w:rPr>
         <w:t xml:space="preserve"> is from </w:t>
       </w:r>
-      <w:hyperlink r:id="rId33">
+      <w:hyperlink r:id="rId31">
         <w:r>
           <w:rPr>
             <w:lang w:val="en_US" w:bidi="en_US"/>
@@ -21590,7 +21525,7 @@
         </w:rPr>
         <w:t xml:space="preserve"> are from </w:t>
       </w:r>
-      <w:hyperlink r:id="rId34">
+      <w:hyperlink r:id="rId32">
         <w:r>
           <w:rPr>
             <w:lang w:val="en_US" w:bidi="en_US"/>
@@ -21621,7 +21556,7 @@
         </w:rPr>
         <w:t xml:space="preserve"> is from </w:t>
       </w:r>
-      <w:hyperlink r:id="rId35">
+      <w:hyperlink r:id="rId33">
         <w:r>
           <w:rPr>
             <w:lang w:val="en_US" w:bidi="en_US"/>
@@ -22442,7 +22377,7 @@
         </w:rPr>
         <w:t>All four of these phrases are quotations from the Old Testament (</w:t>
       </w:r>
-      <w:hyperlink r:id="rId36">
+      <w:hyperlink r:id="rId34">
         <w:r>
           <w:rPr>
             <w:lang w:val="en_US" w:bidi="en_US"/>
@@ -22854,7 +22789,7 @@
         </w:rPr>
         <w:t xml:space="preserve"> in </w:t>
       </w:r>
-      <w:hyperlink r:id="rId37">
+      <w:hyperlink r:id="rId35">
         <w:r>
           <w:rPr>
             <w:lang w:val="en_US" w:bidi="en_US"/>
@@ -24843,7 +24778,7 @@
         </w:rPr>
         <w:t xml:space="preserve">Peter is leaving out some of the words that a sentence would need in many languages to be complete. If it would be helpful in your language, you could supply these words from the context. These words could be: (1) the command to submit to authorities stated in </w:t>
       </w:r>
-      <w:hyperlink r:id="rId38">
+      <w:hyperlink r:id="rId36">
         <w:r>
           <w:rPr>
             <w:lang w:val="en_US" w:bidi="en_US"/>
@@ -26641,7 +26576,7 @@
         </w:rPr>
         <w:t xml:space="preserve">This verse is a quotation from </w:t>
       </w:r>
-      <w:hyperlink r:id="rId39">
+      <w:hyperlink r:id="rId37">
         <w:r>
           <w:rPr>
             <w:lang w:val="en_US" w:bidi="en_US"/>
@@ -27991,7 +27926,7 @@
         </w:rPr>
         <w:t xml:space="preserve">This clause is a quotation from </w:t>
       </w:r>
-      <w:hyperlink r:id="rId40">
+      <w:hyperlink r:id="rId38">
         <w:r>
           <w:rPr>
             <w:lang w:val="en_US" w:bidi="en_US"/>
@@ -28771,7 +28706,7 @@
         </w:rPr>
         <w:t xml:space="preserve"> in </w:t>
       </w:r>
-      <w:hyperlink r:id="rId22">
+      <w:hyperlink r:id="rId20">
         <w:r>
           <w:rPr>
             <w:lang w:val="en_US" w:bidi="en_US"/>
@@ -28872,7 +28807,7 @@
         </w:rPr>
         <w:t xml:space="preserve">General Information:\n\nIn </w:t>
       </w:r>
-      <w:hyperlink r:id="rId41">
+      <w:hyperlink r:id="rId39">
         <w:r>
           <w:rPr>
             <w:lang w:val="en_US" w:bidi="en_US"/>
@@ -28981,7 +28916,7 @@
         </w:rPr>
         <w:t xml:space="preserve"> could refer to: (1) refusing to believe the gospel message, as in </w:t>
       </w:r>
-      <w:hyperlink r:id="rId42">
+      <w:hyperlink r:id="rId40">
         <w:r>
           <w:rPr>
             <w:lang w:val="en_US" w:bidi="en_US"/>
@@ -30943,7 +30878,7 @@
         </w:rPr>
         <w:t xml:space="preserve">See how you translated the similar clause in </w:t>
       </w:r>
-      <w:hyperlink r:id="rId43">
+      <w:hyperlink r:id="rId41">
         <w:r>
           <w:rPr>
             <w:lang w:val="en_US" w:bidi="en_US"/>
@@ -31585,7 +31520,7 @@
         </w:rPr>
         <w:t xml:space="preserve"> is a term used to refer to both men and women in the Bible (</w:t>
       </w:r>
-      <w:hyperlink r:id="rId44">
+      <w:hyperlink r:id="rId42">
         <w:r>
           <w:rPr>
             <w:lang w:val="en_US" w:bidi="en_US"/>
@@ -32195,7 +32130,7 @@
         </w:rPr>
         <w:t xml:space="preserve">General Information:\n\nIn </w:t>
       </w:r>
-      <w:hyperlink r:id="rId45">
+      <w:hyperlink r:id="rId43">
         <w:r>
           <w:rPr>
             <w:lang w:val="en_US" w:bidi="en_US"/>
@@ -33055,7 +32990,7 @@
         </w:rPr>
         <w:t xml:space="preserve"> here introduces a quotation from the Old Testament (</w:t>
       </w:r>
-      <w:hyperlink r:id="rId46">
+      <w:hyperlink r:id="rId44">
         <w:r>
           <w:rPr>
             <w:lang w:val="en_US" w:bidi="en_US"/>
@@ -33171,7 +33106,7 @@
         </w:rPr>
         <w:t xml:space="preserve">From this clause through to the end of </w:t>
       </w:r>
-      <w:hyperlink r:id="rId47">
+      <w:hyperlink r:id="rId45">
         <w:r>
           <w:rPr>
             <w:lang w:val="en_US" w:bidi="en_US"/>
@@ -33189,7 +33124,7 @@
         </w:rPr>
         <w:t xml:space="preserve">, Peter quotes from </w:t>
       </w:r>
-      <w:hyperlink r:id="rId46">
+      <w:hyperlink r:id="rId44">
         <w:r>
           <w:rPr>
             <w:lang w:val="en_US" w:bidi="en_US"/>
@@ -34826,7 +34761,7 @@
         </w:rPr>
         <w:t xml:space="preserve">After this phrase, Peter also ends his quotation from the book of Psalms. If you decided in </w:t>
       </w:r>
-      <w:hyperlink r:id="rId48">
+      <w:hyperlink r:id="rId46">
         <w:r>
           <w:rPr>
             <w:lang w:val="en_US" w:bidi="en_US"/>
@@ -34927,7 +34862,7 @@
         </w:rPr>
         <w:t xml:space="preserve">Connecting Statement:\n\nIn </w:t>
       </w:r>
-      <w:hyperlink r:id="rId49">
+      <w:hyperlink r:id="rId47">
         <w:r>
           <w:rPr>
             <w:lang w:val="en_US" w:bidi="en_US"/>
@@ -35454,7 +35389,7 @@
         </w:rPr>
         <w:t xml:space="preserve">This sentence is a quotation from </w:t>
       </w:r>
-      <w:hyperlink r:id="rId50">
+      <w:hyperlink r:id="rId48">
         <w:r>
           <w:rPr>
             <w:lang w:val="en_US" w:bidi="en_US"/>
@@ -37960,7 +37895,7 @@
         </w:rPr>
         <w:t xml:space="preserve"> could refer to: (1) evil spirits whom God imprisoned because of what they did before the flood that occurred in Noah’s time (See: </w:t>
       </w:r>
-      <w:hyperlink r:id="rId51">
+      <w:hyperlink r:id="rId49">
         <w:r>
           <w:rPr>
             <w:lang w:val="en_US" w:bidi="en_US"/>
@@ -37978,7 +37913,7 @@
         </w:rPr>
         <w:t xml:space="preserve">; </w:t>
       </w:r>
-      <w:hyperlink r:id="rId52">
+      <w:hyperlink r:id="rId50">
         <w:r>
           <w:rPr>
             <w:lang w:val="en_US" w:bidi="en_US"/>
@@ -37996,7 +37931,7 @@
         </w:rPr>
         <w:t xml:space="preserve">; </w:t>
       </w:r>
-      <w:hyperlink r:id="rId53">
+      <w:hyperlink r:id="rId51">
         <w:r>
           <w:rPr>
             <w:lang w:val="en_US" w:bidi="en_US"/>
@@ -38138,7 +38073,7 @@
         </w:rPr>
         <w:t xml:space="preserve"> as a metaphor. It could refer to: (1) a place where God imprisoned certain evil spirits whom he will judge when he judges the whole world (See: </w:t>
       </w:r>
-      <w:hyperlink r:id="rId51">
+      <w:hyperlink r:id="rId49">
         <w:r>
           <w:rPr>
             <w:lang w:val="en_US" w:bidi="en_US"/>
@@ -38156,7 +38091,7 @@
         </w:rPr>
         <w:t xml:space="preserve">; </w:t>
       </w:r>
-      <w:hyperlink r:id="rId52">
+      <w:hyperlink r:id="rId50">
         <w:r>
           <w:rPr>
             <w:lang w:val="en_US" w:bidi="en_US"/>
@@ -39023,7 +38958,7 @@
         </w:rPr>
         <w:t xml:space="preserve"> to refer to the faith in Jesus that believers profess when they are baptized. The Bible clearly states that God saves people by grace through faith, not by any work like baptism (</w:t>
       </w:r>
-      <w:hyperlink r:id="rId54">
+      <w:hyperlink r:id="rId52">
         <w:r>
           <w:rPr>
             <w:lang w:val="en_US" w:bidi="en_US"/>
@@ -40308,7 +40243,7 @@
         </w:rPr>
         <w:t xml:space="preserve"> here refers back to what Peter has said about Jesus’ suffering in </w:t>
       </w:r>
-      <w:hyperlink r:id="rId55">
+      <w:hyperlink r:id="rId53">
         <w:r>
           <w:rPr>
             <w:lang w:val="en_US" w:bidi="en_US"/>
@@ -42565,7 +42500,7 @@
         </w:rPr>
         <w:t xml:space="preserve"> refers to people who heard the gospel while they were alive but had died by the time Peter wrote this letter. Some people believe that this clause means that Jesus went to hell and preached the gospel to people who had died before Jesus himself died on the cross. However, that idea would contradict the statement in </w:t>
       </w:r>
-      <w:hyperlink r:id="rId56">
+      <w:hyperlink r:id="rId54">
         <w:r>
           <w:rPr>
             <w:lang w:val="en_US" w:bidi="en_US"/>
@@ -43014,7 +42949,7 @@
         </w:rPr>
         <w:t xml:space="preserve"> to refer to a person’s lifetime. See how you translated this expression in </w:t>
       </w:r>
-      <w:hyperlink r:id="rId57">
+      <w:hyperlink r:id="rId55">
         <w:r>
           <w:rPr>
             <w:lang w:val="en_US" w:bidi="en_US"/>
@@ -43254,7 +43189,7 @@
         </w:rPr>
         <w:t xml:space="preserve"> could refer to: (1) the Holy Spirit, in which case this phrase would indicate the means by which the people received eternal life. Alternate translation: “they might live by the Spirit” (2) their spiritual existence, in which case this phrase would be referring to the spiritual realm that is contrasted with the physical realm mentioned earlier in the verse with the phrase “in the flesh.” Alternate translation: “they might live spiritually” or “they might live in the spiritual realm” See how you translated the same expression in </w:t>
       </w:r>
-      <w:hyperlink r:id="rId55">
+      <w:hyperlink r:id="rId53">
         <w:r>
           <w:rPr>
             <w:lang w:val="en_US" w:bidi="en_US"/>
@@ -43714,7 +43649,7 @@
         </w:rPr>
         <w:t xml:space="preserve"> in </w:t>
       </w:r>
-      <w:hyperlink r:id="rId58">
+      <w:hyperlink r:id="rId56">
         <w:r>
           <w:rPr>
             <w:lang w:val="en_US" w:bidi="en_US"/>
@@ -45952,7 +45887,7 @@
         </w:rPr>
         <w:t xml:space="preserve"> is an idiom that refers to the Holy Spirit continually dwelling within Christians. Peter borrowed this language from </w:t>
       </w:r>
-      <w:hyperlink r:id="rId59">
+      <w:hyperlink r:id="rId57">
         <w:r>
           <w:rPr>
             <w:lang w:val="en_US" w:bidi="en_US"/>
@@ -45970,7 +45905,7 @@
         </w:rPr>
         <w:t xml:space="preserve"> where it originally referred to the Holy Spirit dwelling in the Messiah. The Holy Spirit dwells in the Messiah as well as in those who believe in the Messiah (</w:t>
       </w:r>
-      <w:hyperlink r:id="rId60">
+      <w:hyperlink r:id="rId58">
         <w:r>
           <w:rPr>
             <w:lang w:val="en_US" w:bidi="en_US"/>
@@ -45988,7 +45923,7 @@
         </w:rPr>
         <w:t xml:space="preserve">; </w:t>
       </w:r>
-      <w:hyperlink r:id="rId61">
+      <w:hyperlink r:id="rId59">
         <w:r>
           <w:rPr>
             <w:lang w:val="en_US" w:bidi="en_US"/>
@@ -47240,7 +47175,7 @@
         </w:rPr>
         <w:t xml:space="preserve"> refers to disobeying the command to repent and believe the gospel, which is part of the gospel message. See how you translated a similar phrase in </w:t>
       </w:r>
-      <w:hyperlink r:id="rId42">
+      <w:hyperlink r:id="rId40">
         <w:r>
           <w:rPr>
             <w:lang w:val="en_US" w:bidi="en_US"/>
@@ -47474,7 +47409,7 @@
         </w:rPr>
         <w:t xml:space="preserve"> here introduces a quotation from an Old Testament book (</w:t>
       </w:r>
-      <w:hyperlink r:id="rId62">
+      <w:hyperlink r:id="rId60">
         <w:r>
           <w:rPr>
             <w:lang w:val="en_US" w:bidi="en_US"/>
@@ -47590,7 +47525,7 @@
         </w:rPr>
         <w:t xml:space="preserve">This sentence is a quotation from </w:t>
       </w:r>
-      <w:hyperlink r:id="rId62">
+      <w:hyperlink r:id="rId60">
         <w:r>
           <w:rPr>
             <w:lang w:val="en_US" w:bidi="en_US"/>
@@ -48259,7 +48194,7 @@
         </w:rPr>
         <w:t xml:space="preserve"> in </w:t>
       </w:r>
-      <w:hyperlink r:id="rId22">
+      <w:hyperlink r:id="rId20">
         <w:r>
           <w:rPr>
             <w:lang w:val="en_US" w:bidi="en_US"/>
@@ -48438,7 +48373,7 @@
         </w:rPr>
         <w:t xml:space="preserve">General Information:\n\nIn </w:t>
       </w:r>
-      <w:hyperlink r:id="rId63">
+      <w:hyperlink r:id="rId61">
         <w:r>
           <w:rPr>
             <w:lang w:val="en_US" w:bidi="en_US"/>
@@ -48547,7 +48482,7 @@
         </w:rPr>
         <w:t xml:space="preserve">In </w:t>
       </w:r>
-      <w:hyperlink r:id="rId64">
+      <w:hyperlink r:id="rId62">
         <w:r>
           <w:rPr>
             <w:lang w:val="en_US" w:bidi="en_US"/>
@@ -50289,7 +50224,7 @@
         </w:rPr>
         <w:t xml:space="preserve"> here indicates that what follows is the result of obeying the commands that Peter gave in </w:t>
       </w:r>
-      <w:hyperlink r:id="rId65">
+      <w:hyperlink r:id="rId63">
         <w:r>
           <w:rPr>
             <w:lang w:val="en_US" w:bidi="en_US"/>
@@ -50523,7 +50458,7 @@
         </w:rPr>
         <w:t xml:space="preserve"> who has authority over all the leaders of the assemblies of believers. Peter told those leaders to shepherd their flocks in </w:t>
       </w:r>
-      <w:hyperlink r:id="rId66">
+      <w:hyperlink r:id="rId64">
         <w:r>
           <w:rPr>
             <w:lang w:val="en_US" w:bidi="en_US"/>
@@ -50952,7 +50887,7 @@
         </w:rPr>
         <w:t xml:space="preserve"> referred to in </w:t>
       </w:r>
-      <w:hyperlink r:id="rId67">
+      <w:hyperlink r:id="rId65">
         <w:r>
           <w:rPr>
             <w:lang w:val="en_US" w:bidi="en_US"/>
@@ -51227,7 +51162,7 @@
         </w:rPr>
         <w:t xml:space="preserve"> in </w:t>
       </w:r>
-      <w:hyperlink r:id="rId67">
+      <w:hyperlink r:id="rId65">
         <w:r>
           <w:rPr>
             <w:lang w:val="en_US" w:bidi="en_US"/>
@@ -51689,7 +51624,7 @@
         </w:rPr>
         <w:t xml:space="preserve"> introduces a quotation from the Old Testament (</w:t>
       </w:r>
-      <w:hyperlink r:id="rId68">
+      <w:hyperlink r:id="rId66">
         <w:r>
           <w:rPr>
             <w:lang w:val="en_US" w:bidi="en_US"/>
@@ -51805,7 +51740,7 @@
         </w:rPr>
         <w:t xml:space="preserve">This sentence is a quotation from </w:t>
       </w:r>
-      <w:hyperlink r:id="rId68">
+      <w:hyperlink r:id="rId66">
         <w:r>
           <w:rPr>
             <w:lang w:val="en_US" w:bidi="en_US"/>
@@ -52513,7 +52448,7 @@
         </w:rPr>
         <w:t xml:space="preserve"> in </w:t>
       </w:r>
-      <w:hyperlink r:id="rId58">
+      <w:hyperlink r:id="rId56">
         <w:r>
           <w:rPr>
             <w:lang w:val="en_US" w:bidi="en_US"/>
@@ -53195,7 +53130,7 @@
         </w:rPr>
         <w:t xml:space="preserve"> in </w:t>
       </w:r>
-      <w:hyperlink r:id="rId69">
+      <w:hyperlink r:id="rId67">
         <w:r>
           <w:rPr>
             <w:lang w:val="en_US" w:bidi="en_US"/>
@@ -53494,7 +53429,7 @@
         </w:rPr>
         <w:t xml:space="preserve"> could mean: (1) God is always gracious. Alternate translation: “the God who is always gracious” (2) God always give gracious gifts, as mentioned in </w:t>
       </w:r>
-      <w:hyperlink r:id="rId70">
+      <w:hyperlink r:id="rId68">
         <w:r>
           <w:rPr>
             <w:lang w:val="en_US" w:bidi="en_US"/>
@@ -55685,7 +55620,7 @@
         </w:rPr>
         <w:t xml:space="preserve"> in </w:t>
       </w:r>
-      <w:hyperlink r:id="rId71">
+      <w:hyperlink r:id="rId69">
         <w:r>
           <w:rPr>
             <w:lang w:val="en_US" w:bidi="en_US"/>

--- a/eng/docx/60.content.docx
+++ b/eng/docx/60.content.docx
@@ -141,13 +141,6 @@
         <w:rPr>
           <w:lang w:val="en_US" w:bidi="en_US"/>
         </w:rPr>
-      </w:r>
-      <w:r>
-        <w:rPr>
-          <w:i/>
-          <w:lang w:val="en_US" w:bidi="en_US"/>
-        </w:rPr>
-        <w:t>1 Peter 1:1 (#1), 1 Peter 1:1 (#2), 1 Peter 1:1 (#3), 1 Peter 1:1 (#4), 1 Peter 1:1 (#5), 1 Peter 1:1 (#6), 1 Peter 1:1 (#7), 1 Peter 1:2 (#1), 1 Peter 1:2 (#2), 1 Peter 1:2 (#3), 1 Peter 1:2 (#4), 1 Peter 1:2 (#5), 1 Peter 1:2 (#6), 1 Peter 1:2 (#7), 1 Peter 1:2 (#8), 1 Peter 1:2 (#9), 1 Peter 1:2 (#10), 1 Peter 1:2 (#11), 1 Peter 1:2 (#12), 1 Peter 1:2 (#13), 1 Peter 1:2 (#14), 1 Peter 1:3 (#1), 1 Peter 1:3 (#2), 1 Peter 1:3 (#3), 1 Peter 1:3 (#4), 1 Peter 1:3 (#5), 1 Peter 1:3 (#6), 1 Peter 1:3 (#7), 1 Peter 1:3 (#8), 1 Peter 1:3 (#9), 1 Peter 1:3 (#10), 1 Peter 1:3–5 (#1), 1 Peter 1:4 (#1), 1 Peter 1:4 (#2), 1 Peter 1:4 (#3), 1 Peter 1:4 (#4), 1 Peter 1:5 (#1), 1 Peter 1:5 (#2), 1 Peter 1:5 (#3), 1 Peter 1:5 (#4), 1 Peter 1:5 (#5), 1 Peter 1:5 (#6), 1 Peter 1:6 (#1), 1 Peter 1:6 (#2), 1 Peter 1:6 (#3), 1 Peter 1:6 (#4), 1 Peter 1:7 (#1), 1 Peter 1:7 (#2), 1 Peter 1:7 (#3), 1 Peter 1:7 (#4), 1 Peter 1:7 (#5), 1 Peter 1:7 (#6), 1 Peter 1:7 (#7), 1 Peter 1:8 (#1), 1 Peter 1:9 (#1), 1 Peter 1:9 (#2), 1 Peter 1:9 (#3), 1 Peter 1:9 (#4), 1 Peter 1:10 (#1), 1 Peter 1:10 (#2), 1 Peter 1:10 (#3), 1 Peter 1:11 (#1), 1 Peter 1:11 (#2), 1 Peter 1:11 (#3), 1 Peter 1:11 (#4), 1 Peter 1:12 (#1), 1 Peter 1:12 (#2), 1 Peter 1:12 (#3), 1 Peter 1:12 (#4), 1 Peter 1:12 (#5), 1 Peter 1:12 (#6), 1 Peter 1:13 (#1), 1 Peter 1:13 (#2), 1 Peter 1:13 (#3), 1 Peter 1:13 (#4), 1 Peter 1:13 (#5), 1 Peter 1:13 (#6), 1 Peter 1:13 (#7), 1 Peter 1:13 (#8), 1 Peter 1:14 (#1), 1 Peter 1:14 (#2), 1 Peter 1:14 (#3), 1 Peter 1:14 (#4), 1 Peter 1:14 (#5), 1 Peter 1:15 (#1), 1 Peter 1:15 (#2), 1 Peter 1:16 (#1), 1 Peter 1:16 (#2), 1 Peter 1:16 (#3), 1 Peter 1:16 (#4), 1 Peter 1:17 (#1), 1 Peter 1:17 (#2), 1 Peter 1:17 (#3), 1 Peter 1:18 (#1), 1 Peter 1:18 (#2), 1 Peter 1:18 (#3), 1 Peter 1:18 (#4), 1 Peter 1:18 (#5), 1 Peter 1:19 (#1), 1 Peter 1:19 (#2), 1 Peter 1:19 (#3), 1 Peter 1:20 (#1), 1 Peter 1:20 (#2), 1 Peter 1:20 (#3), 1 Peter 1:20 (#4), 1 Peter 1:20 (#5), 1 Peter 1:20 (#6), 1 Peter 1:21 (#1), 1 Peter 1:21 (#2), 1 Peter 1:21 (#3), 1 Peter 1:22 (#1), 1 Peter 1:22 (#2), 1 Peter 1:22 (#3), 1 Peter 1:22 (#4), 1 Peter 1:22 (#5), 1 Peter 1:22 (#6), 1 Peter 1:23 (#1), 1 Peter 1:23 (#2), 1 Peter 1:23 (#3), 1 Peter 1:23 (#4), 1 Peter 1:23 (#5), 1 Peter 1:24 (#1), 1 Peter 1:24 (#2), 1 Peter 1:24 (#3), 1 Peter 1:24 (#4), 1 Peter 1:24 (#5), 1 Peter 1:24 (#6), 1 Peter 1:24 (#7), 1 Peter 1:24 (#8), 1 Peter 1:25 (#1), 1 Peter 1:25 (#2), 1 Peter 1:25 (#3), 1 Peter 1:25 (#4), 1 Peter 2:1 (#1), 1 Peter 2:1 (#2), 1 Peter 2:1 (#3), 1 Peter 2:1 (#4), 1 Peter 2:2 (#1), 1 Peter 2:2 (#2), 1 Peter 2:2 (#3), 1 Peter 2:2 (#4), 1 Peter 2:2 (#5), 1 Peter 2:2 (#6), 1 Peter 2:3 (#1), 1 Peter 2:3 (#2), 1 Peter 2:3 (#3), 1 Peter 2:4 (#1), 1 Peter 2:4 (#2), 1 Peter 2:4 (#3), 1 Peter 2:4 (#4), 1 Peter 2:4 (#5), 1 Peter 2:4 (#6), 1 Peter 2:4 (#7), 1 Peter 2:5 (#1), 1 Peter 2:5 (#2), 1 Peter 2:5 (#3), 1 Peter 2:5 (#4), 1 Peter 2:5 (#5), 1 Peter 2:5 (#6), 1 Peter 2:5 (#7), 1 Peter 2:6 (#1), 1 Peter 2:6 (#2), 1 Peter 2:6 (#3), 1 Peter 2:6 (#4), 1 Peter 2:6 (#5), 1 Peter 2:6 (#6), 1 Peter 2:6 (#7), 1 Peter 2:6 (#8), 1 Peter 2:7 (#1), 1 Peter 2:7 (#2), 1 Peter 2:7 (#3), 1 Peter 2:7 (#4), 1 Peter 2:7 (#5), 1 Peter 2:7 (#6), 1 Peter 2:8 (#1), 1 Peter 2:8 (#2), 1 Peter 2:8 (#3), 1 Peter 2:8 (#4), 1 Peter 2:8 (#5), 1 Peter 2:8 (#6), 1 Peter 2:8 (#7), 1 Peter 2:8 (#8), 1 Peter 2:8 (#9), 1 Peter 2:8 (#10), 1 Peter 2:8 (#11), 1 Peter 2:9 (#1), 1 Peter 2:9 (#2), 1 Peter 2:9 (#3), 1 Peter 2:9 (#4), 1 Peter 2:9 (#5), 1 Peter 2:9 (#6), 1 Peter 2:9 (#7), 1 Peter 2:10 (#1), 1 Peter 2:11 (#1), 1 Peter 2:11 (#2), 1 Peter 2:11 (#3), 1 Peter 2:11 (#4), 1 Peter 2:11 (#5), 1 Peter 2:11 (#6), 1 Peter 2:11 (#7), 1 Peter 2:12 (#1), 1 Peter 2:12 (#2), 1 Peter 2:12 (#3), 1 Peter 2:12 (#4), 1 Peter 2:12 (#5), 1 Peter 2:12 (#6), 1 Peter 2:12 (#7), 1 Peter 2:13 (#1), 1 Peter 2:13 (#2), 1 Peter 2:14 (#1), 1 Peter 2:14 (#2), 1 Peter 2:14 (#3), 1 Peter 2:14 (#4), 1 Peter 2:15 (#1), 1 Peter 2:15 (#2), 1 Peter 2:16 (#1), 1 Peter 2:16 (#2), 1 Peter 2:17 (#1), 1 Peter 2:18 (#1), 1 Peter 2:18 (#2), 1 Peter 2:18 (#3), 1 Peter 2:19 (#1), 1 Peter 2:19 (#2), 1 Peter 2:19 (#3), 1 Peter 2:19 (#4), 1 Peter 2:20 (#1), 1 Peter 2:20 (#2), 1 Peter 2:20 (#3), 1 Peter 2:20 (#4), 1 Peter 2:21 (#1), 1 Peter 2:21 (#2), 1 Peter 2:21 (#3), 1 Peter 2:22 (#1), 1 Peter 2:22 (#2), 1 Peter 2:22 (#3), 1 Peter 2:22 (#4), 1 Peter 2:23 (#1), 1 Peter 2:23 (#2), 1 Peter 2:24 (#1), 1 Peter 2:24 (#2), 1 Peter 2:24 (#3), 1 Peter 2:24 (#4), 1 Peter 2:24 (#5), 1 Peter 2:24 (#6), 1 Peter 2:24 (#7), 1 Peter 2:24 (#8), 1 Peter 2:24 (#9), 1 Peter 2:24 (#10), 1 Peter 2:25 (#1), 1 Peter 2:25 (#2), 1 Peter 2:25 (#3), 1 Peter 2:25 (#4), 1 Peter 3:1 (#1), 1 Peter 3:1 (#2), 1 Peter 3:1 (#3), 1 Peter 3:1 (#4), 1 Peter 3:1 (#5), 1 Peter 3:1 (#6), 1 Peter 3:2 (#1), 1 Peter 3:2 (#2), 1 Peter 3:2 (#3), 1 Peter 3:3 (#1), 1 Peter 3:3 (#2), 1 Peter 3:4 (#1), 1 Peter 3:4 (#2), 1 Peter 3:4 (#3), 1 Peter 3:4 (#4), 1 Peter 3:4 (#5), 1 Peter 3:4 (#6), 1 Peter 3:4 (#7), 1 Peter 3:5 (#1), 1 Peter 3:5 (#2), 1 Peter 3:6 (#1), 1 Peter 3:6 (#2), 1 Peter 3:7 (#1), 1 Peter 3:7 (#2), 1 Peter 3:7 (#3), 1 Peter 3:7 (#4), 1 Peter 3:7 (#5), 1 Peter 3:7 (#6), 1 Peter 3:7 (#7), 1 Peter 3:7 (#8), 1 Peter 3:8 (#1), 1 Peter 3:8 (#2), 1 Peter 3:8 (#3), 1 Peter 3:9 (#1), 1 Peter 3:9 (#2), 1 Peter 3:9 (#3), 1 Peter 3:9 (#4), 1 Peter 3:9 (#5), 1 Peter 3:10 (#1), 1 Peter 3:10 (#2), 1 Peter 3:10 (#3), 1 Peter 3:10 (#4), 1 Peter 3:10 (#5), 1 Peter 3:10 (#6), 1 Peter 3:11 (#1), 1 Peter 3:11 (#2), 1 Peter 3:11 (#3), 1 Peter 3:12 (#1), 1 Peter 3:12 (#2), 1 Peter 3:12 (#3), 1 Peter 3:12 (#4), 1 Peter 3:12 (#5), 1 Peter 3:12 (#6), 1 Peter 3:12 (#7), 1 Peter 3:13 (#1), 1 Peter 3:13 (#2), 1 Peter 3:13 (#3), 1 Peter 3:14 (#1), 1 Peter 3:14 (#2), 1 Peter 3:14 (#3), 1 Peter 3:14 (#4), 1 Peter 3:14 (#5), 1 Peter 3:15 (#1), 1 Peter 3:15 (#2), 1 Peter 3:15 (#3), 1 Peter 3:15 (#4), 1 Peter 3:15 (#5), 1 Peter 3:16 (#1), 1 Peter 3:16 (#2), 1 Peter 3:16 (#3), 1 Peter 3:16 (#4), 1 Peter 3:16 (#5), 1 Peter 3:16 (#6), 1 Peter 3:17 (#1), 1 Peter 3:17 (#2), 1 Peter 3:18 (#1), 1 Peter 3:18 (#2), 1 Peter 3:18 (#3), 1 Peter 3:18 (#4), 1 Peter 3:18 (#5), 1 Peter 3:19 (#1), 1 Peter 3:19 (#2), 1 Peter 3:19 (#3), 1 Peter 3:19 (#4), 1 Peter 3:20 (#1), 1 Peter 3:20 (#2), 1 Peter 3:20 (#3), 1 Peter 3:20 (#4), 1 Peter 3:21 (#1), 1 Peter 3:21 (#2), 1 Peter 3:21 (#3), 1 Peter 3:21 (#4), 1 Peter 3:21 (#5), 1 Peter 3:21 (#6), 1 Peter 3:21 (#7), 1 Peter 3:21 (#8), 1 Peter 3:21 (#9), 1 Peter 3:22 (#1), 1 Peter 3:22 (#2), 1 Peter 3:22 (#3), 1 Peter 3:22 (#4), 1 Peter 3:22 (#5), 1 Peter 4:1 (#1), 1 Peter 4:1 (#2), 1 Peter 4:1 (#3), 1 Peter 4:1 (#4), 1 Peter 4:1 (#5), 1 Peter 4:2 (#1), 1 Peter 4:2 (#2), 1 Peter 4:2 (#3), 1 Peter 4:2 (#4), 1 Peter 4:3 (#1), 1 Peter 4:3 (#2), 1 Peter 4:3 (#3), 1 Peter 4:3 (#4), 1 Peter 4:4 (#1), 1 Peter 4:4 (#2), 1 Peter 4:4 (#3), 1 Peter 4:5 (#1), 1 Peter 4:5 (#2), 1 Peter 4:5 (#3), 1 Peter 4:5 (#4), 1 Peter 4:6 (#1), 1 Peter 4:6 (#2), 1 Peter 4:6 (#3), 1 Peter 4:6 (#4), 1 Peter 4:6 (#5), 1 Peter 4:6 (#6), 1 Peter 4:6 (#7), 1 Peter 4:7 (#1), 1 Peter 4:7 (#2), 1 Peter 4:7 (#3), 1 Peter 4:7 (#4), 1 Peter 4:7 (#5), 1 Peter 4:8 (#1), 1 Peter 4:9 (#1), 1 Peter 4:9 (#2), 1 Peter 4:10 (#1), 1 Peter 4:10 (#2), 1 Peter 4:10 (#3), 1 Peter 4:11 (#1), 1 Peter 4:11 (#2), 1 Peter 4:11 (#3), 1 Peter 4:11 (#4), 1 Peter 4:12 (#1), 1 Peter 4:13 (#1), 1 Peter 4:13 (#2), 1 Peter 4:13 (#3), 1 Peter 4:14 (#1), 1 Peter 4:14 (#2), 1 Peter 4:14 (#3), 1 Peter 4:14 (#4), 1 Peter 4:14 (#5), 1 Peter 4:15 (#1), 1 Peter 4:15 (#2), 1 Peter 4:16 (#1), 1 Peter 4:16 (#2), 1 Peter 4:17 (#1), 1 Peter 4:17 (#2), 1 Peter 4:17 (#3), 1 Peter 4:17 (#4), 1 Peter 4:17 (#5), 1 Peter 4:17 (#6), 1 Peter 4:17 (#7), 1 Peter 4:17 (#8), 1 Peter 4:18 (#1), 1 Peter 4:18 (#2), 1 Peter 4:18 (#3), 1 Peter 4:18 (#4), 1 Peter 4:18 (#5), 1 Peter 4:18 (#6), 1 Peter 4:18 (#7), 1 Peter 4:19 (#1), 1 Peter 4:19 (#2), 1 Peter 5:1 (#1), 1 Peter 5:1 (#2), 1 Peter 5:1 (#3), 1 Peter 5:1 (#4), 1 Peter 5:1 (#5), 1 Peter 5:1 (#6), 1 Peter 5:2 (#1), 1 Peter 5:2 (#2), 1 Peter 5:2 (#3), 1 Peter 5:2 (#4), 1 Peter 5:2 (#5), 1 Peter 5:2 (#6), 1 Peter 5:3 (#1), 1 Peter 5:3 (#2), 1 Peter 5:3 (#3), 1 Peter 5:3 (#4), 1 Peter 5:4 (#1), 1 Peter 5:4 (#2), 1 Peter 5:4 (#3), 1 Peter 5:4 (#4), 1 Peter 5:4 (#5), 1 Peter 5:4 (#6), 1 Peter 5:5 (#1), 1 Peter 5:5 (#2), 1 Peter 5:5 (#3), 1 Peter 5:5 (#4), 1 Peter 5:5 (#5), 1 Peter 5:5 (#6), 1 Peter 5:5 (#7), 1 Peter 5:5 (#8), 1 Peter 5:5 (#9), 1 Peter 5:6 (#1), 1 Peter 5:6 (#2), 1 Peter 5:7 (#1), 1 Peter 5:8 (#1), 1 Peter 5:8 (#2), 1 Peter 5:8 (#3), 1 Peter 5:9 (#1), 1 Peter 5:9 (#2), 1 Peter 5:9 (#3), 1 Peter 5:9 (#4), 1 Peter 5:9 (#5), 1 Peter 5:9 (#6), 1 Peter 5:10 (#1), 1 Peter 5:10 (#2), 1 Peter 5:10 (#3), 1 Peter 5:10 (#4), 1 Peter 5:10 (#5), 1 Peter 5:10 (#6), 1 Peter 5:11 (#1), 1 Peter 5:12 (#1), 1 Peter 5:12 (#2), 1 Peter 5:12 (#3), 1 Peter 5:12 (#4), 1 Peter 5:12 (#5), 1 Peter 5:12 (#6), 1 Peter 5:13 (#1), 1 Peter 5:13 (#2), 1 Peter 5:13 (#3), 1 Peter 5:13 (#4), 1 Peter 5:13 (#5), 1 Peter 5:14 (#1), 1 Peter 5:14 (#2), 1 Peter 5:14 (#3), 1 Peter 5:14 (#4)</w:t>
       </w:r>
       <w:r>
         <w:rPr>

--- a/eng/docx/60.content.docx
+++ b/eng/docx/60.content.docx
@@ -128,19 +128,6 @@
           <w:lang w:val="en_US" w:bidi="en_US"/>
         </w:rPr>
         <w:t>1PE</w:t>
-      </w:r>
-      <w:r>
-        <w:rPr>
-          <w:lang w:val="en_US" w:bidi="en_US"/>
-        </w:rPr>
-      </w:r>
-    </w:p>
-    <w:p>
-      <w:pPr/>
-      <w:r>
-        <w:rPr>
-          <w:lang w:val="en_US" w:bidi="en_US"/>
-        </w:rPr>
       </w:r>
       <w:r>
         <w:rPr>

--- a/eng/docx/60.content.docx
+++ b/eng/docx/60.content.docx
@@ -19,7 +19,7 @@
         <w:rPr>
           <w:lang w:val="en_US" w:bidi="en_US"/>
         </w:rPr>
-        <w:t>Resource: Translation Notes (unfoldingWord)</w:t>
+        <w:t>Resource: unfoldingWord® Translation Notes</w:t>
       </w:r>
       <w:r>
         <w:rPr>
@@ -90,7 +90,7 @@
         <w:rPr>
           <w:lang w:val="en_US" w:bidi="en_US"/>
         </w:rPr>
-        <w:t>Translation Notes (unfoldingWord)</w:t>
+        <w:t>unfoldingWord® Translation Notes</w:t>
       </w:r>
     </w:p>
     <w:p>

--- a/eng/docx/60.content.docx
+++ b/eng/docx/60.content.docx
@@ -3205,7 +3205,7 @@
           <w:b/>
           <w:lang w:val="en_US" w:bidi="en_US"/>
         </w:rPr>
-        <w:t>ἀναγεννήσας ἡμᾶς</w:t>
+        <w:t>ὁ &amp; ἀναγεννήσας ἡμᾶς</w:t>
       </w:r>
     </w:p>
     <w:p>
@@ -3329,7 +3329,7 @@
           <w:b/>
           <w:lang w:val="en_US" w:bidi="en_US"/>
         </w:rPr>
-        <w:t>ἀναγεννήσας ἡμᾶς εἰς ἐλπίδα ζῶσαν, δι’ ἀναστάσεως Ἰησοῦ Χριστοῦ ἐκ νεκρῶν</w:t>
+        <w:t>ὁ &amp; ἀναγεννήσας ἡμᾶς εἰς ἐλπίδα ζῶσαν, δι’ ἀναστάσεως Ἰησοῦ Χριστοῦ ἐκ νεκρῶν</w:t>
       </w:r>
     </w:p>
     <w:p>
@@ -14033,7 +14033,7 @@
           <w:b/>
           <w:lang w:val="en_US" w:bidi="en_US"/>
         </w:rPr>
-        <w:t>πᾶσα σὰρξ ὡς χόρτος, καὶ πᾶσα δόξα αὐτῆς ὡς ἄνθος χόρτου ἐξηράνθη ὁ χόρτος, καὶ τὸ ἄνθος ἐξέπεσεν,</w:t>
+        <w:t>πᾶσα σὰρξ ὡς χόρτος, καὶ πᾶσα δόξα αὐτῆς ὡς ἄνθος χόρτου. ἐξηράνθη ὁ χόρτος, καὶ τὸ ἄνθος ἐξέπεσεν</w:t>
       </w:r>
     </w:p>
     <w:p>
@@ -14371,7 +14371,7 @@
           <w:b/>
           <w:lang w:val="en_US" w:bidi="en_US"/>
         </w:rPr>
-        <w:t>ἄνθος χόρτου ἐξηράνθη ὁ χόρτος, καὶ τὸ ἄνθος ἐξέπεσεν</w:t>
+        <w:t>ἄνθος χόρτου. ἐξηράνθη ὁ χόρτος, καὶ τὸ ἄνθος ἐξέπεσεν</w:t>
       </w:r>
     </w:p>
     <w:p>
@@ -17301,7 +17301,7 @@
           <w:b/>
           <w:lang w:val="en_US" w:bidi="en_US"/>
         </w:rPr>
-        <w:t>ὑπὸ ἀνθρώπων μὲν ἀποδεδοκιμασμένον</w:t>
+        <w:t>ὑπὸ ἀνθρώπων &amp; ἀποδεδοκιμασμένον</w:t>
       </w:r>
     </w:p>
     <w:p>
@@ -18703,7 +18703,7 @@
           <w:b/>
           <w:lang w:val="en_US" w:bidi="en_US"/>
         </w:rPr>
-        <w:t>ἰδοὺ, τίθημι ἐν Σιὼν λίθον, ἀκρογωνιαῖον ἐκλεκτὸν ἔντιμον; καὶ ὁ πιστεύων ἐπ’ αὐτῷ, οὐ μὴ καταισχυνθῇ.</w:t>
+        <w:t>ἰδοὺ, τίθημι ἐν Σιὼν λίθον, ἀκρογωνιαῖον ἐκλεκτὸν ἔντιμον; καὶ ὁ πιστεύων ἐπ’ αὐτῷ, οὐ μὴ καταισχυνθῇ</w:t>
       </w:r>
     </w:p>
     <w:p>
@@ -20012,7 +20012,7 @@
           <w:b/>
           <w:lang w:val="en_US" w:bidi="en_US"/>
         </w:rPr>
-        <w:t>κεφαλὴν γωνίας</w:t>
+        <w:t>εἰς κεφαλὴν γωνίας</w:t>
       </w:r>
     </w:p>
     <w:p>
@@ -25833,7 +25833,7 @@
           <w:b/>
           <w:lang w:val="en_US" w:bidi="en_US"/>
         </w:rPr>
-        <w:t>ποῖον γὰρ κλέος, εἰ ἁμαρτάνοντες καὶ κολαφιζόμενοι ὑπομενεῖτε?</w:t>
+        <w:t>ποῖον γὰρ κλέος, εἰ ἁμαρτάνοντες καὶ κολαφιζόμενοι ὑπομενεῖτε</w:t>
       </w:r>
     </w:p>
     <w:p>
@@ -34907,7 +34907,7 @@
           <w:b/>
           <w:lang w:val="en_US" w:bidi="en_US"/>
         </w:rPr>
-        <w:t>τίς ὁ κακώσων ὑμᾶς, ἐὰν τοῦ ἀγαθοῦ ζηλωταὶ γένησθε?</w:t>
+        <w:t>τίς ὁ κακώσων ὑμᾶς, ἐὰν τοῦ ἀγαθοῦ ζηλωταὶ γένησθε</w:t>
       </w:r>
     </w:p>
     <w:p>
@@ -39382,7 +39382,7 @@
           <w:b/>
           <w:lang w:val="en_US" w:bidi="en_US"/>
         </w:rPr>
-        <w:t>καὶ ὑμᾶς &amp; νῦν σῴζει βάπτισμα, οὐ σαρκὸς ἀπόθεσις ῥύπου, ἀλλὰ συνειδήσεως ἀγαθῆς, ἐπερώτημα εἰς Θεόν δι’ ἀναστάσεως Ἰησοῦ Χριστοῦ,</w:t>
+        <w:t>καὶ ὑμᾶς &amp; νῦν σῴζει βάπτισμα, οὐ σαρκὸς ἀπόθεσις ῥύπου, ἀλλὰ συνειδήσεως ἀγαθῆς, ἐπερώτημα εἰς Θεόν δι’ ἀναστάσεως Ἰησοῦ Χριστοῦ</w:t>
       </w:r>
     </w:p>
     <w:p>
@@ -40778,7 +40778,7 @@
           <w:b/>
           <w:lang w:val="en_US" w:bidi="en_US"/>
         </w:rPr>
-        <w:t>εἰς</w:t>
+        <w:t>εἰς τὸ</w:t>
       </w:r>
     </w:p>
     <w:p>
@@ -46902,7 +46902,7 @@
           <w:b/>
           <w:lang w:val="en_US" w:bidi="en_US"/>
         </w:rPr>
-        <w:t>τί τὸ τέλος τῶν ἀπειθούντων τῷ τοῦ Θεοῦ εὐαγγελίῳ?</w:t>
+        <w:t>τί τὸ τέλος τῶν ἀπειθούντων τῷ τοῦ Θεοῦ εὐαγγελίῳ</w:t>
       </w:r>
     </w:p>
     <w:p>
@@ -47474,7 +47474,7 @@
           <w:b/>
           <w:lang w:val="en_US" w:bidi="en_US"/>
         </w:rPr>
-        <w:t>εἰ ὁ δίκαιος μόλις σῴζεται, ὁ ἀσεβὴς καὶ ἁμαρτωλὸς ποῦ φανεῖται?</w:t>
+        <w:t>εἰ ὁ δίκαιος μόλις σῴζεται, ὁ ἀσεβὴς καὶ ἁμαρτωλὸς ποῦ φανεῖται</w:t>
       </w:r>
     </w:p>
     <w:p>
@@ -47799,7 +47799,7 @@
           <w:b/>
           <w:lang w:val="en_US" w:bidi="en_US"/>
         </w:rPr>
-        <w:t>ὁ ἀσεβὴς καὶ ἁμαρτωλὸς ποῦ φανεῖται?</w:t>
+        <w:t>ὁ ἀσεβὴς καὶ ἁμαρτωλὸς ποῦ φανεῖται</w:t>
       </w:r>
     </w:p>
     <w:p>
